--- a/docs/handbuch/ADW-USER-HANDBUCH.de.docx
+++ b/docs/handbuch/ADW-USER-HANDBUCH.de.docx
@@ -2977,7 +2977,7 @@
         <w:t xml:space="preserve"> </w:t>
       </w:r>
       <w:r>
-        <w:t xml:space="preserve">ist. Danach erzeugt der</w:t>
+        <w:t xml:space="preserve">ist — maximal 5 Runden. Pro Runde sinkt die Severity-Schwelle (Runde 1: alle Findings, Runde 2: P1+P2, ab Runde 3: nur P1), und Codex bekommt ab Runde 2 die Vorrunden-Findings samt Disposition mit, damit er erledigte oder bewusst abgewiesene Punkte nicht erneut anmerkt. Danach erzeugt der</w:t>
       </w:r>
       <w:r>
         <w:t xml:space="preserve"> </w:t>
@@ -3249,6 +3249,21 @@
         <w:t xml:space="preserve">ok</w:t>
       </w:r>
       <w:r>
+        <w:t xml:space="preserve"> </w:t>
+      </w:r>
+      <w:r>
+        <w:t xml:space="preserve">— gleiche Review-Loop-Policy wie in Phase 1–2: max. 5 Runden, sinkende Severity-Schwelle, Findings-Gedächtnis; unter die Schwelle gefallene P2/P3 wandern nach</w:t>
+      </w:r>
+      <w:r>
+        <w:t xml:space="preserve"> </w:t>
+      </w:r>
+      <w:r>
+        <w:rPr>
+          <w:rStyle w:val="VerbatimChar"/>
+        </w:rPr>
+        <w:t xml:space="preserve">followups.md</w:t>
+      </w:r>
+      <w:r>
         <w:t xml:space="preserve">). Danach prüft der</w:t>
       </w:r>
       <w:r>
@@ -3361,7 +3376,35 @@
         <w:t xml:space="preserve"> </w:t>
       </w:r>
       <w:r>
-        <w:t xml:space="preserve">— der Reviewer beschreibt das Problem, der Builder entscheidet die Lösung.</w:t>
+        <w:t xml:space="preserve">— der Reviewer beschreibt das Problem, der Builder entscheidet die Lösung. Lässt ein Fix-Zyklus den Worktree unverändert und waren die auslösenden Findings</w:t>
+      </w:r>
+      <w:r>
+        <w:t xml:space="preserve"> </w:t>
+      </w:r>
+      <w:r>
+        <w:rPr>
+          <w:b/>
+          <w:bCs/>
+        </w:rPr>
+        <w:t xml:space="preserve">ausschließlich P3</w:t>
+      </w:r>
+      <w:r>
+        <w:t xml:space="preserve">, ist das kein Fehler: der Befund wird ebenfalls nach</w:t>
+      </w:r>
+      <w:r>
+        <w:t xml:space="preserve"> </w:t>
+      </w:r>
+      <w:r>
+        <w:rPr>
+          <w:rStyle w:val="VerbatimChar"/>
+        </w:rPr>
+        <w:t xml:space="preserve">followups.md</w:t>
+      </w:r>
+      <w:r>
+        <w:t xml:space="preserve"> </w:t>
+      </w:r>
+      <w:r>
+        <w:t xml:space="preserve">vertagt und der Lauf geht weiter (Untätigkeit bei P1/P2 eskaliert dagegen weiterhin).</w:t>
       </w:r>
     </w:p>
     <w:p>
@@ -3864,7 +3907,7 @@
               <w:t xml:space="preserve">scope_gap</w:t>
             </w:r>
             <w:r>
-              <w:t xml:space="preserve">-Findings (dedupliziert).</w:t>
+              <w:t xml:space="preserve">-Findings, vertagten P3-Findings und unter die Review-Runden-Schwelle gefallenen P2/P3 (dedupliziert).</w:t>
             </w:r>
           </w:p>
         </w:tc>
@@ -4431,7 +4474,7 @@
               <w:jc w:val="left"/>
             </w:pPr>
             <w:r>
-              <w:t xml:space="preserve">10 Codex-Runden / 3 Fix-Zyklen je Lane</w:t>
+              <w:t xml:space="preserve">5 Codex-Runden (Severity-Schwelle: Runde 1 alle, 2 P1+P2, ab 3 nur P1) / 3 Fix-Zyklen je Lane</w:t>
             </w:r>
           </w:p>
         </w:tc>

--- a/docs/handbuch/ADW-USER-HANDBUCH.de.docx
+++ b/docs/handbuch/ADW-USER-HANDBUCH.de.docx
@@ -2814,7 +2814,7 @@
         <w:t xml:space="preserve">1 Spec</w:t>
       </w:r>
       <w:r>
-        <w:t xml:space="preserve">Fable 5 + Codex</w:t>
+        <w:t xml:space="preserve">2 Entwürfe + Synthese + Codex</w:t>
       </w:r>
       <w:r>
         <w:t xml:space="preserve">→</w:t>
@@ -2826,7 +2826,7 @@
         <w:t xml:space="preserve">2 Plan + Kontrakt</w:t>
       </w:r>
       <w:r>
-        <w:t xml:space="preserve">Fable 5 + Codex · Approval</w:t>
+        <w:t xml:space="preserve">2 Entwürfe + Synthese · Approval</w:t>
       </w:r>
       <w:r>
         <w:t xml:space="preserve">→</w:t>
@@ -2902,7 +2902,7 @@
         <w:pStyle w:val="BodyText"/>
       </w:pPr>
       <w:r>
-        <w:t xml:space="preserve">Der</w:t>
+        <w:t xml:space="preserve">Jedes der beiden Artefakte entsteht</w:t>
       </w:r>
       <w:r>
         <w:t xml:space="preserve"> </w:t>
@@ -2912,25 +2912,10 @@
           <w:b/>
           <w:bCs/>
         </w:rPr>
-        <w:t xml:space="preserve">Spec-Agent</w:t>
-      </w:r>
-      <w:r>
-        <w:t xml:space="preserve"> </w:t>
-      </w:r>
-      <w:r>
-        <w:t xml:space="preserve">schreibt aus deinem Issue eine Spezifikation nach fester Vorlage (Ziel, Scope, Nicht-Ziele, Akzeptanzkriterien, Definition of Done) nach</w:t>
-      </w:r>
-      <w:r>
-        <w:t xml:space="preserve"> </w:t>
-      </w:r>
-      <w:r>
-        <w:rPr>
-          <w:rStyle w:val="VerbatimChar"/>
-        </w:rPr>
-        <w:t xml:space="preserve">.adw/spec.md</w:t>
-      </w:r>
-      <w:r>
-        <w:t xml:space="preserve">.</w:t>
+        <w:t xml:space="preserve">zweimal unabhängig</w:t>
+      </w:r>
+      <w:r>
+        <w:t xml:space="preserve">: Der</w:t>
       </w:r>
       <w:r>
         <w:t xml:space="preserve"> </w:t>
@@ -2940,13 +2925,13 @@
           <w:b/>
           <w:bCs/>
         </w:rPr>
-        <w:t xml:space="preserve">Codex</w:t>
-      </w:r>
-      <w:r>
-        <w:t xml:space="preserve"> </w:t>
-      </w:r>
-      <w:r>
-        <w:t xml:space="preserve">reviewt sie; Findings gehen als Folge-Task</w:t>
+        <w:t xml:space="preserve">Spec-Agent</w:t>
+      </w:r>
+      <w:r>
+        <w:t xml:space="preserve"> </w:t>
+      </w:r>
+      <w:r>
+        <w:t xml:space="preserve">(Opus 4.8) und</w:t>
       </w:r>
       <w:r>
         <w:t xml:space="preserve"> </w:t>
@@ -2956,28 +2941,25 @@
           <w:b/>
           <w:bCs/>
         </w:rPr>
-        <w:t xml:space="preserve">an dieselbe Agent-Session</w:t>
-      </w:r>
-      <w:r>
-        <w:t xml:space="preserve"> </w:t>
-      </w:r>
-      <w:r>
-        <w:t xml:space="preserve">zurück, bis das Verdict</w:t>
-      </w:r>
-      <w:r>
-        <w:t xml:space="preserve"> </w:t>
-      </w:r>
-      <w:r>
-        <w:rPr>
-          <w:rStyle w:val="VerbatimChar"/>
-        </w:rPr>
-        <w:t xml:space="preserve">ok</w:t>
-      </w:r>
-      <w:r>
-        <w:t xml:space="preserve"> </w:t>
-      </w:r>
-      <w:r>
-        <w:t xml:space="preserve">ist — maximal 5 Runden. Pro Runde sinkt die Severity-Schwelle (Runde 1: alle Findings, Runde 2: P1+P2, ab Runde 3: nur P1), und Codex bekommt ab Runde 2 die Vorrunden-Findings samt Disposition mit, damit er erledigte oder bewusst abgewiesene Punkte nicht erneut anmerkt. Danach erzeugt der</w:t>
+        <w:t xml:space="preserve">Codex</w:t>
+      </w:r>
+      <w:r>
+        <w:t xml:space="preserve"> </w:t>
+      </w:r>
+      <w:r>
+        <w:t xml:space="preserve">schreiben je einen eigenen Entwurf der Spezifikation nach fester Vorlage (Ziel, Scope, Nicht-Ziele, Akzeptanzkriterien, Definition of Done) — parallel, beide Entwürfe landen in</w:t>
+      </w:r>
+      <w:r>
+        <w:t xml:space="preserve"> </w:t>
+      </w:r>
+      <w:r>
+        <w:rPr>
+          <w:rStyle w:val="VerbatimChar"/>
+        </w:rPr>
+        <w:t xml:space="preserve">.adw/runs/&lt;run_id&gt;/drafts/</w:t>
+      </w:r>
+      <w:r>
+        <w:t xml:space="preserve">. Die</w:t>
       </w:r>
       <w:r>
         <w:t xml:space="preserve"> </w:t>
@@ -2987,43 +2969,40 @@
           <w:b/>
           <w:bCs/>
         </w:rPr>
-        <w:t xml:space="preserve">Plan-Agent</w:t>
-      </w:r>
-      <w:r>
-        <w:t xml:space="preserve"> </w:t>
-      </w:r>
-      <w:r>
-        <w:t xml:space="preserve">analog</w:t>
-      </w:r>
-      <w:r>
-        <w:t xml:space="preserve"> </w:t>
-      </w:r>
-      <w:r>
-        <w:rPr>
-          <w:rStyle w:val="VerbatimChar"/>
-        </w:rPr>
-        <w:t xml:space="preserve">.adw/plan.md</w:t>
-      </w:r>
-      <w:r>
-        <w:t xml:space="preserve"> </w:t>
-      </w:r>
-      <w:r>
-        <w:t xml:space="preserve">(Workstreams) und</w:t>
-      </w:r>
-      <w:r>
-        <w:t xml:space="preserve"> </w:t>
-      </w:r>
-      <w:r>
-        <w:rPr>
-          <w:rStyle w:val="VerbatimChar"/>
-        </w:rPr>
-        <w:t xml:space="preserve">.adw/contract.yaml</w:t>
-      </w:r>
-      <w:r>
-        <w:t xml:space="preserve"> </w:t>
-      </w:r>
-      <w:r>
-        <w:t xml:space="preserve">(Schnittstellen-Kontrakt: OpenAPI/Typen/Events) — Codex prüft beides</w:t>
+        <w:t xml:space="preserve">Spec-Synthese</w:t>
+      </w:r>
+      <w:r>
+        <w:t xml:space="preserve"> </w:t>
+      </w:r>
+      <w:r>
+        <w:t xml:space="preserve">(Fable 5) merged sie danach zu EINEM Best-of-</w:t>
+      </w:r>
+      <w:r>
+        <w:rPr>
+          <w:rStyle w:val="VerbatimChar"/>
+        </w:rPr>
+        <w:t xml:space="preserve">.adw/spec.md</w:t>
+      </w:r>
+      <w:r>
+        <w:t xml:space="preserve"> </w:t>
+      </w:r>
+      <w:r>
+        <w:t xml:space="preserve">(je Abschnitt gewinnt die stärkere Formulierung, nie die Vereinigungsmenge) und schreibt die kurze Zusammenfassung</w:t>
+      </w:r>
+      <w:r>
+        <w:t xml:space="preserve"> </w:t>
+      </w:r>
+      <w:r>
+        <w:rPr>
+          <w:rStyle w:val="VerbatimChar"/>
+        </w:rPr>
+        <w:t xml:space="preserve">.adw/spec-summary.md</w:t>
+      </w:r>
+      <w:r>
+        <w:t xml:space="preserve"> </w:t>
+      </w:r>
+      <w:r>
+        <w:t xml:space="preserve">— deine Entscheidungsgrundlage am Approval-Gate.</w:t>
       </w:r>
       <w:r>
         <w:t xml:space="preserve"> </w:t>
@@ -3033,26 +3012,13 @@
           <w:b/>
           <w:bCs/>
         </w:rPr>
-        <w:t xml:space="preserve">gemeinsam gegen die Spec</w:t>
-      </w:r>
-      <w:r>
-        <w:t xml:space="preserve">. Anschließend pausiert der Run für dein Approval (Abschnitt 6).</w:t>
-      </w:r>
-    </w:p>
-    <w:p>
-      <w:pPr>
-        <w:pStyle w:val="BodyText"/>
-      </w:pPr>
-      <w:r>
-        <w:t xml:space="preserve">Phase 3: Build in isolierten Lanes mit Gate-Loop</w:t>
-      </w:r>
-    </w:p>
-    <w:p>
-      <w:pPr>
-        <w:pStyle w:val="BodyText"/>
-      </w:pPr>
-      <w:r>
-        <w:t xml:space="preserve">Je Lane entsteht ein eigener</w:t>
+        <w:t xml:space="preserve">Codex</w:t>
+      </w:r>
+      <w:r>
+        <w:t xml:space="preserve"> </w:t>
+      </w:r>
+      <w:r>
+        <w:t xml:space="preserve">reviewt das gemergte Artefakt; Findings gehen als Folge-Task</w:t>
       </w:r>
       <w:r>
         <w:t xml:space="preserve"> </w:t>
@@ -3062,64 +3028,28 @@
           <w:b/>
           <w:bCs/>
         </w:rPr>
-        <w:t xml:space="preserve">Git-Worktree</w:t>
-      </w:r>
-      <w:r>
-        <w:t xml:space="preserve"> </w:t>
-      </w:r>
-      <w:r>
-        <w:t xml:space="preserve">unter</w:t>
-      </w:r>
-      <w:r>
-        <w:t xml:space="preserve"> </w:t>
-      </w:r>
-      <w:r>
-        <w:rPr>
-          <w:rStyle w:val="VerbatimChar"/>
-        </w:rPr>
-        <w:t xml:space="preserve">.adw/runs/&lt;run_id&gt;/trees/&lt;lane&gt;</w:t>
-      </w:r>
-      <w:r>
-        <w:t xml:space="preserve"> </w:t>
-      </w:r>
-      <w:r>
-        <w:t xml:space="preserve">mit eigenem Branch</w:t>
-      </w:r>
-      <w:r>
-        <w:t xml:space="preserve"> </w:t>
-      </w:r>
-      <w:r>
-        <w:rPr>
-          <w:rStyle w:val="VerbatimChar"/>
-        </w:rPr>
-        <w:t xml:space="preserve">adw/&lt;run_id&gt;/&lt;lane&gt;</w:t>
-      </w:r>
-      <w:r>
-        <w:t xml:space="preserve">, eigener Agent-Session und eigenen Ports (als</w:t>
-      </w:r>
-      <w:r>
-        <w:t xml:space="preserve"> </w:t>
-      </w:r>
-      <w:r>
-        <w:rPr>
-          <w:rStyle w:val="VerbatimChar"/>
-        </w:rPr>
-        <w:t xml:space="preserve">BACKEND_PORT</w:t>
-      </w:r>
-      <w:r>
-        <w:t xml:space="preserve">/</w:t>
-      </w:r>
-      <w:r>
-        <w:rPr>
-          <w:rStyle w:val="VerbatimChar"/>
-        </w:rPr>
-        <w:t xml:space="preserve">FRONTEND_PORT</w:t>
-      </w:r>
-      <w:r>
-        <w:t xml:space="preserve"> </w:t>
-      </w:r>
-      <w:r>
-        <w:t xml:space="preserve">in die Gates injiziert). Der</w:t>
+        <w:t xml:space="preserve">an dieselbe Synthese-Session</w:t>
+      </w:r>
+      <w:r>
+        <w:t xml:space="preserve"> </w:t>
+      </w:r>
+      <w:r>
+        <w:t xml:space="preserve">zurück, bis das Verdict</w:t>
+      </w:r>
+      <w:r>
+        <w:t xml:space="preserve"> </w:t>
+      </w:r>
+      <w:r>
+        <w:rPr>
+          <w:rStyle w:val="VerbatimChar"/>
+        </w:rPr>
+        <w:t xml:space="preserve">ok</w:t>
+      </w:r>
+      <w:r>
+        <w:t xml:space="preserve"> </w:t>
+      </w:r>
+      <w:r>
+        <w:t xml:space="preserve">ist — maximal 5 Runden. Pro Runde sinkt die Severity-Schwelle (Runde 1: alle Findings, Runde 2: P1+P2, ab Runde 3: nur P1), und Codex bekommt ab Runde 2 die Vorrunden-Findings samt Disposition mit, damit er erledigte oder bewusst abgewiesene Punkte nicht erneut anmerkt. Danach erzeugen</w:t>
       </w:r>
       <w:r>
         <w:t xml:space="preserve"> </w:t>
@@ -3129,13 +3059,13 @@
           <w:b/>
           <w:bCs/>
         </w:rPr>
-        <w:t xml:space="preserve">Build-Agent (Opus 4.8)</w:t>
-      </w:r>
-      <w:r>
-        <w:t xml:space="preserve"> </w:t>
-      </w:r>
-      <w:r>
-        <w:t xml:space="preserve">implementiert seinen Workstream strikt gegen den Kontrakt, mit TDD. Danach laufen deine</w:t>
+        <w:t xml:space="preserve">Plan-Agent</w:t>
+      </w:r>
+      <w:r>
+        <w:t xml:space="preserve"> </w:t>
+      </w:r>
+      <w:r>
+        <w:t xml:space="preserve">+ Codex +</w:t>
       </w:r>
       <w:r>
         <w:t xml:space="preserve"> </w:t>
@@ -3145,10 +3075,58 @@
           <w:b/>
           <w:bCs/>
         </w:rPr>
-        <w:t xml:space="preserve">Gates</w:t>
-      </w:r>
-      <w:r>
-        <w:t xml:space="preserve">. Rot? Die Fehlerausgabe geht als Folge-Task an dieselbe Session — maximal 10 Iterationen, bei zweimal identischem Fehler bricht der Circuit-Breaker sofort ab. Grün?</w:t>
+        <w:t xml:space="preserve">Plan-Synthese</w:t>
+      </w:r>
+      <w:r>
+        <w:t xml:space="preserve"> </w:t>
+      </w:r>
+      <w:r>
+        <w:t xml:space="preserve">analog</w:t>
+      </w:r>
+      <w:r>
+        <w:t xml:space="preserve"> </w:t>
+      </w:r>
+      <w:r>
+        <w:rPr>
+          <w:rStyle w:val="VerbatimChar"/>
+        </w:rPr>
+        <w:t xml:space="preserve">.adw/plan.md</w:t>
+      </w:r>
+      <w:r>
+        <w:t xml:space="preserve"> </w:t>
+      </w:r>
+      <w:r>
+        <w:t xml:space="preserve">(Workstreams),</w:t>
+      </w:r>
+      <w:r>
+        <w:t xml:space="preserve"> </w:t>
+      </w:r>
+      <w:r>
+        <w:rPr>
+          <w:rStyle w:val="VerbatimChar"/>
+        </w:rPr>
+        <w:t xml:space="preserve">.adw/contract.yaml</w:t>
+      </w:r>
+      <w:r>
+        <w:t xml:space="preserve"> </w:t>
+      </w:r>
+      <w:r>
+        <w:t xml:space="preserve">(Schnittstellen-Kontrakt: OpenAPI/Typen/Events) und</w:t>
+      </w:r>
+      <w:r>
+        <w:t xml:space="preserve"> </w:t>
+      </w:r>
+      <w:r>
+        <w:rPr>
+          <w:rStyle w:val="VerbatimChar"/>
+        </w:rPr>
+        <w:t xml:space="preserve">.adw/plan-summary.md</w:t>
+      </w:r>
+      <w:r>
+        <w:t xml:space="preserve"> </w:t>
+      </w:r>
+      <w:r>
+        <w:t xml:space="preserve">— Codex prüft Plan und Kontrakt</w:t>
       </w:r>
       <w:r>
         <w:t xml:space="preserve"> </w:t>
@@ -3158,13 +3136,26 @@
           <w:b/>
           <w:bCs/>
         </w:rPr>
-        <w:t xml:space="preserve">Der Orchestrator committet</w:t>
-      </w:r>
-      <w:r>
-        <w:t xml:space="preserve"> </w:t>
-      </w:r>
-      <w:r>
-        <w:t xml:space="preserve">(nie der Agent).</w:t>
+        <w:t xml:space="preserve">gemeinsam gegen die Spec</w:t>
+      </w:r>
+      <w:r>
+        <w:t xml:space="preserve">. Fällt Codex als</w:t>
+      </w:r>
+      <w:r>
+        <w:t xml:space="preserve"> </w:t>
+      </w:r>
+      <w:r>
+        <w:rPr>
+          <w:i/>
+          <w:iCs/>
+        </w:rPr>
+        <w:t xml:space="preserve">Autor</w:t>
+      </w:r>
+      <w:r>
+        <w:t xml:space="preserve"> </w:t>
+      </w:r>
+      <w:r>
+        <w:t xml:space="preserve">aus, bricht der Run nicht ab: die Synthese arbeitet dann allein mit dem Claude-Entwurf und schreibt das in die Zusammenfassung. Anschließend pausiert der Run für dein Approval (Abschnitt 6).</w:t>
       </w:r>
     </w:p>
     <w:p>
@@ -3172,7 +3163,7 @@
         <w:pStyle w:val="BodyText"/>
       </w:pPr>
       <w:r>
-        <w:t xml:space="preserve">Phase 4: Integration + E2E (nur --parallel)</w:t>
+        <w:t xml:space="preserve">Phase 3: Build in isolierten Lanes mit Gate-Loop</w:t>
       </w:r>
     </w:p>
     <w:p>
@@ -3180,22 +3171,7 @@
         <w:pStyle w:val="BodyText"/>
       </w:pPr>
       <w:r>
-        <w:t xml:space="preserve">Der Orchestrator mergt beide Lane-Branches auf einen frischen Integrations-Branch</w:t>
-      </w:r>
-      <w:r>
-        <w:t xml:space="preserve"> </w:t>
-      </w:r>
-      <w:r>
-        <w:rPr>
-          <w:rStyle w:val="VerbatimChar"/>
-        </w:rPr>
-        <w:t xml:space="preserve">adw/&lt;run_id&gt;/integration</w:t>
-      </w:r>
-      <w:r>
-        <w:t xml:space="preserve"> </w:t>
-      </w:r>
-      <w:r>
-        <w:t xml:space="preserve">und fährt dein E2E-Kommando. Bei Rot ordnet der</w:t>
+        <w:t xml:space="preserve">Je Lane entsteht ein eigener</w:t>
       </w:r>
       <w:r>
         <w:t xml:space="preserve"> </w:t>
@@ -3205,66 +3181,80 @@
           <w:b/>
           <w:bCs/>
         </w:rPr>
-        <w:t xml:space="preserve">E2E-Triage-Agent</w:t>
-      </w:r>
-      <w:r>
-        <w:t xml:space="preserve"> </w:t>
-      </w:r>
-      <w:r>
-        <w:t xml:space="preserve">(Sonnet 5, read-only) jeden Fehler einer Lane zu; der Fix läuft durch den regulären Lane-Loop (Gates!, Commit) und es wird neu integriert. Maximal 10 Runden. Ein Merge-Konflikt eskaliert sofort an dich — Konflikte löst kein Agent.</w:t>
-      </w:r>
-    </w:p>
-    <w:p>
-      <w:pPr>
-        <w:pStyle w:val="BodyText"/>
-      </w:pPr>
-      <w:r>
-        <w:t xml:space="preserve">Phase 5–6: Zwei unabhängige Reviews + Triage</w:t>
-      </w:r>
-    </w:p>
-    <w:p>
-      <w:pPr>
-        <w:pStyle w:val="BodyText"/>
-      </w:pPr>
+        <w:t xml:space="preserve">Git-Worktree</w:t>
+      </w:r>
+      <w:r>
+        <w:t xml:space="preserve"> </w:t>
+      </w:r>
+      <w:r>
+        <w:t xml:space="preserve">unter</w:t>
+      </w:r>
+      <w:r>
+        <w:t xml:space="preserve"> </w:t>
+      </w:r>
+      <w:r>
+        <w:rPr>
+          <w:rStyle w:val="VerbatimChar"/>
+        </w:rPr>
+        <w:t xml:space="preserve">.adw/runs/&lt;run_id&gt;/trees/&lt;lane&gt;</w:t>
+      </w:r>
+      <w:r>
+        <w:t xml:space="preserve"> </w:t>
+      </w:r>
+      <w:r>
+        <w:t xml:space="preserve">mit eigenem Branch</w:t>
+      </w:r>
+      <w:r>
+        <w:t xml:space="preserve"> </w:t>
+      </w:r>
+      <w:r>
+        <w:rPr>
+          <w:rStyle w:val="VerbatimChar"/>
+        </w:rPr>
+        <w:t xml:space="preserve">adw/&lt;run_id&gt;/&lt;lane&gt;</w:t>
+      </w:r>
+      <w:r>
+        <w:t xml:space="preserve">, eigener Agent-Session und eigenen Ports (als</w:t>
+      </w:r>
+      <w:r>
+        <w:t xml:space="preserve"> </w:t>
+      </w:r>
+      <w:r>
+        <w:rPr>
+          <w:rStyle w:val="VerbatimChar"/>
+        </w:rPr>
+        <w:t xml:space="preserve">BACKEND_PORT</w:t>
+      </w:r>
+      <w:r>
+        <w:t xml:space="preserve">/</w:t>
+      </w:r>
+      <w:r>
+        <w:rPr>
+          <w:rStyle w:val="VerbatimChar"/>
+        </w:rPr>
+        <w:t xml:space="preserve">FRONTEND_PORT</w:t>
+      </w:r>
+      <w:r>
+        <w:t xml:space="preserve"> </w:t>
+      </w:r>
+      <w:r>
+        <w:t xml:space="preserve">in die Gates injiziert). Der</w:t>
+      </w:r>
+      <w:r>
+        <w:t xml:space="preserve"> </w:t>
+      </w:r>
       <w:r>
         <w:rPr>
           <w:b/>
           <w:bCs/>
         </w:rPr>
-        <w:t xml:space="preserve">Codex</w:t>
-      </w:r>
-      <w:r>
-        <w:t xml:space="preserve"> </w:t>
-      </w:r>
-      <w:r>
-        <w:t xml:space="preserve">reviewt den integrierten Diff (Findings mit Fix-Plan, geroutet per Lane, bis</w:t>
-      </w:r>
-      <w:r>
-        <w:t xml:space="preserve"> </w:t>
-      </w:r>
-      <w:r>
-        <w:rPr>
-          <w:rStyle w:val="VerbatimChar"/>
-        </w:rPr>
-        <w:t xml:space="preserve">ok</w:t>
-      </w:r>
-      <w:r>
-        <w:t xml:space="preserve"> </w:t>
-      </w:r>
-      <w:r>
-        <w:t xml:space="preserve">— gleiche Review-Loop-Policy wie in Phase 1–2: max. 5 Runden, sinkende Severity-Schwelle, Findings-Gedächtnis; unter die Schwelle gefallene P2/P3 wandern nach</w:t>
-      </w:r>
-      <w:r>
-        <w:t xml:space="preserve"> </w:t>
-      </w:r>
-      <w:r>
-        <w:rPr>
-          <w:rStyle w:val="VerbatimChar"/>
-        </w:rPr>
-        <w:t xml:space="preserve">followups.md</w:t>
-      </w:r>
-      <w:r>
-        <w:t xml:space="preserve">). Danach prüft der</w:t>
+        <w:t xml:space="preserve">Build-Agent (Opus 4.8)</w:t>
+      </w:r>
+      <w:r>
+        <w:t xml:space="preserve"> </w:t>
+      </w:r>
+      <w:r>
+        <w:t xml:space="preserve">implementiert seinen Workstream strikt gegen den Kontrakt, mit TDD. Danach laufen deine</w:t>
       </w:r>
       <w:r>
         <w:t xml:space="preserve"> </w:t>
@@ -3274,13 +3264,10 @@
           <w:b/>
           <w:bCs/>
         </w:rPr>
-        <w:t xml:space="preserve">finale Reviewer</w:t>
-      </w:r>
-      <w:r>
-        <w:t xml:space="preserve"> </w:t>
-      </w:r>
-      <w:r>
-        <w:t xml:space="preserve">(Fable 5, strikt read-only) die Implementierung gegen die Spec. Die</w:t>
+        <w:t xml:space="preserve">Gates</w:t>
+      </w:r>
+      <w:r>
+        <w:t xml:space="preserve">. Rot? Die Fehlerausgabe geht als Folge-Task an dieselbe Session — maximal 10 Iterationen, bei zweimal identischem Fehler bricht der Circuit-Breaker sofort ab. Grün?</w:t>
       </w:r>
       <w:r>
         <w:t xml:space="preserve"> </w:t>
@@ -3290,6 +3277,138 @@
           <w:b/>
           <w:bCs/>
         </w:rPr>
+        <w:t xml:space="preserve">Der Orchestrator committet</w:t>
+      </w:r>
+      <w:r>
+        <w:t xml:space="preserve"> </w:t>
+      </w:r>
+      <w:r>
+        <w:t xml:space="preserve">(nie der Agent).</w:t>
+      </w:r>
+    </w:p>
+    <w:p>
+      <w:pPr>
+        <w:pStyle w:val="BodyText"/>
+      </w:pPr>
+      <w:r>
+        <w:t xml:space="preserve">Phase 4: Integration + E2E (nur --parallel)</w:t>
+      </w:r>
+    </w:p>
+    <w:p>
+      <w:pPr>
+        <w:pStyle w:val="BodyText"/>
+      </w:pPr>
+      <w:r>
+        <w:t xml:space="preserve">Der Orchestrator mergt beide Lane-Branches auf einen frischen Integrations-Branch</w:t>
+      </w:r>
+      <w:r>
+        <w:t xml:space="preserve"> </w:t>
+      </w:r>
+      <w:r>
+        <w:rPr>
+          <w:rStyle w:val="VerbatimChar"/>
+        </w:rPr>
+        <w:t xml:space="preserve">adw/&lt;run_id&gt;/integration</w:t>
+      </w:r>
+      <w:r>
+        <w:t xml:space="preserve"> </w:t>
+      </w:r>
+      <w:r>
+        <w:t xml:space="preserve">und fährt dein E2E-Kommando. Bei Rot ordnet der</w:t>
+      </w:r>
+      <w:r>
+        <w:t xml:space="preserve"> </w:t>
+      </w:r>
+      <w:r>
+        <w:rPr>
+          <w:b/>
+          <w:bCs/>
+        </w:rPr>
+        <w:t xml:space="preserve">E2E-Triage-Agent</w:t>
+      </w:r>
+      <w:r>
+        <w:t xml:space="preserve"> </w:t>
+      </w:r>
+      <w:r>
+        <w:t xml:space="preserve">(Sonnet 5, read-only) jeden Fehler einer Lane zu; der Fix läuft durch den regulären Lane-Loop (Gates!, Commit) und es wird neu integriert. Maximal 10 Runden. Ein Merge-Konflikt eskaliert sofort an dich — Konflikte löst kein Agent.</w:t>
+      </w:r>
+    </w:p>
+    <w:p>
+      <w:pPr>
+        <w:pStyle w:val="BodyText"/>
+      </w:pPr>
+      <w:r>
+        <w:t xml:space="preserve">Phase 5–6: Zwei unabhängige Reviews + Triage</w:t>
+      </w:r>
+    </w:p>
+    <w:p>
+      <w:pPr>
+        <w:pStyle w:val="BodyText"/>
+      </w:pPr>
+      <w:r>
+        <w:rPr>
+          <w:b/>
+          <w:bCs/>
+        </w:rPr>
+        <w:t xml:space="preserve">Codex</w:t>
+      </w:r>
+      <w:r>
+        <w:t xml:space="preserve"> </w:t>
+      </w:r>
+      <w:r>
+        <w:t xml:space="preserve">reviewt den integrierten Diff (Findings mit Fix-Plan, geroutet per Lane, bis</w:t>
+      </w:r>
+      <w:r>
+        <w:t xml:space="preserve"> </w:t>
+      </w:r>
+      <w:r>
+        <w:rPr>
+          <w:rStyle w:val="VerbatimChar"/>
+        </w:rPr>
+        <w:t xml:space="preserve">ok</w:t>
+      </w:r>
+      <w:r>
+        <w:t xml:space="preserve"> </w:t>
+      </w:r>
+      <w:r>
+        <w:t xml:space="preserve">— gleiche Review-Loop-Policy wie in Phase 1–2: max. 5 Runden, sinkende Severity-Schwelle, Findings-Gedächtnis; unter die Schwelle gefallene P2/P3 wandern nach</w:t>
+      </w:r>
+      <w:r>
+        <w:t xml:space="preserve"> </w:t>
+      </w:r>
+      <w:r>
+        <w:rPr>
+          <w:rStyle w:val="VerbatimChar"/>
+        </w:rPr>
+        <w:t xml:space="preserve">followups.md</w:t>
+      </w:r>
+      <w:r>
+        <w:t xml:space="preserve">). Danach prüft der</w:t>
+      </w:r>
+      <w:r>
+        <w:t xml:space="preserve"> </w:t>
+      </w:r>
+      <w:r>
+        <w:rPr>
+          <w:b/>
+          <w:bCs/>
+        </w:rPr>
+        <w:t xml:space="preserve">finale Reviewer</w:t>
+      </w:r>
+      <w:r>
+        <w:t xml:space="preserve"> </w:t>
+      </w:r>
+      <w:r>
+        <w:t xml:space="preserve">(Fable 5, strikt read-only) die Implementierung gegen die Spec. Die</w:t>
+      </w:r>
+      <w:r>
+        <w:t xml:space="preserve"> </w:t>
+      </w:r>
+      <w:r>
+        <w:rPr>
+          <w:b/>
+          <w:bCs/>
+        </w:rPr>
         <w:t xml:space="preserve">Triage ist Code</w:t>
       </w:r>
       <w:r>
@@ -3537,7 +3656,7 @@
         <w:rPr>
           <w:rStyle w:val="VerbatimChar"/>
         </w:rPr>
-        <w:t xml:space="preserve">Plan-Approval ausstehend: .adw/runs/3f9a12c4/plan.md lesen, dann `adw approve 3f9a12c4`</w:t>
+        <w:t xml:space="preserve">Plan-Approval ausstehend: .adw/runs/3f9a12c4/plan-summary.md und .adw/runs/3f9a12c4/plan.md lesen, dann `adw approve 3f9a12c4`</w:t>
       </w:r>
       <w:r>
         <w:br/>
@@ -3549,6 +3668,15 @@
         <w:rPr>
           <w:rStyle w:val="VerbatimChar"/>
         </w:rPr>
+        <w:t xml:space="preserve">$ less ~/projekte/shop/.adw/runs/3f9a12c4/plan-summary.md # zuerst die Zusammenfassung der Synthese</w:t>
+      </w:r>
+      <w:r>
+        <w:br/>
+      </w:r>
+      <w:r>
+        <w:rPr>
+          <w:rStyle w:val="VerbatimChar"/>
+        </w:rPr>
         <w:t xml:space="preserve">$ less ~/projekte/shop/.adw/runs/3f9a12c4/plan.md      # Plan prüfen</w:t>
       </w:r>
       <w:r>
@@ -3573,6 +3701,14 @@
     <w:p>
       <w:pPr>
         <w:pStyle w:val="FirstParagraph"/>
+      </w:pPr>
+      <w:r>
+        <w:t xml:space="preserve">Fang mit der Zusammenfassung an: Sie sagt in wenigen Zeilen, was warum gebaut werden soll, welche Entscheidungen gefallen sind, was bewusst wegblieb und wo die beiden Entwürfe auseinanderlagen — Plan und Kontrakt sind die Detailebene dahinter.</w:t>
+      </w:r>
+    </w:p>
+    <w:p>
+      <w:pPr>
+        <w:pStyle w:val="BodyText"/>
       </w:pPr>
       <w:r>
         <w:t xml:space="preserve">Das Approval-Gate ist der billigste Ort, um falsche Richtungen zu stoppen: Eine korrigierte Annahme auf Plan-Ebene kostet nichts, auf Code-Ebene kostet sie Build-, Review- und Fix-Zyklen. Für kleine, risikoarme Aufgaben:</w:t>
@@ -3845,6 +3981,154 @@
               <w:rPr>
                 <w:rStyle w:val="VerbatimChar"/>
               </w:rPr>
+              <w:t xml:space="preserve">.adw/runs/&lt;run_id&gt;/spec-summary.md</w:t>
+            </w:r>
+            <w:r>
+              <w:t xml:space="preserve">,</w:t>
+            </w:r>
+            <w:r>
+              <w:t xml:space="preserve"> </w:t>
+            </w:r>
+            <w:r>
+              <w:rPr>
+                <w:rStyle w:val="VerbatimChar"/>
+              </w:rPr>
+              <w:t xml:space="preserve">plan-summary.md</w:t>
+            </w:r>
+          </w:p>
+        </w:tc>
+        <w:tc>
+          <w:tcPr/>
+          <w:p>
+            <w:pPr>
+              <w:pStyle w:val="Compact"/>
+              <w:jc w:val="left"/>
+            </w:pPr>
+            <w:r>
+              <w:t xml:space="preserve">Die Zusammenfassung der Synthese je Authoring-Phase — deine Entscheidungsgrundlage am Approval-Gate (Was/Warum, Kernentscheidungen, Deferred, welcher Entwurf was beisteuerte, offene Punkte).</w:t>
+            </w:r>
+          </w:p>
+        </w:tc>
+        <w:tc>
+          <w:tcPr>
+            <w:gridSpan w:val="1"/>
+            <w:vMerge w:val="continue"/>
+          </w:tcPr>
+          <w:p>
+            <w:pPr/>
+          </w:p>
+        </w:tc>
+      </w:tr>
+      <w:tr>
+        <w:tc>
+          <w:tcPr/>
+          <w:p>
+            <w:pPr>
+              <w:pStyle w:val="Compact"/>
+              <w:jc w:val="left"/>
+            </w:pPr>
+            <w:r>
+              <w:rPr>
+                <w:rStyle w:val="VerbatimChar"/>
+              </w:rPr>
+              <w:t xml:space="preserve">.adw/runs/&lt;run_id&gt;/drafts/</w:t>
+            </w:r>
+          </w:p>
+        </w:tc>
+        <w:tc>
+          <w:tcPr/>
+          <w:p>
+            <w:pPr>
+              <w:pStyle w:val="Compact"/>
+              <w:jc w:val="left"/>
+            </w:pPr>
+            <w:r>
+              <w:t xml:space="preserve">Die beiden unabhängigen Entwürfe je Authoring-Phase (</w:t>
+            </w:r>
+            <w:r>
+              <w:rPr>
+                <w:rStyle w:val="VerbatimChar"/>
+              </w:rPr>
+              <w:t xml:space="preserve">spec.claude.md</w:t>
+            </w:r>
+            <w:r>
+              <w:t xml:space="preserve"> </w:t>
+            </w:r>
+            <w:r>
+              <w:t xml:space="preserve">/</w:t>
+            </w:r>
+            <w:r>
+              <w:t xml:space="preserve"> </w:t>
+            </w:r>
+            <w:r>
+              <w:rPr>
+                <w:rStyle w:val="VerbatimChar"/>
+              </w:rPr>
+              <w:t xml:space="preserve">spec.codex.md</w:t>
+            </w:r>
+            <w:r>
+              <w:t xml:space="preserve">,</w:t>
+            </w:r>
+            <w:r>
+              <w:t xml:space="preserve"> </w:t>
+            </w:r>
+            <w:r>
+              <w:rPr>
+                <w:rStyle w:val="VerbatimChar"/>
+              </w:rPr>
+              <w:t xml:space="preserve">plan.*</w:t>
+            </w:r>
+            <w:r>
+              <w:t xml:space="preserve">,</w:t>
+            </w:r>
+            <w:r>
+              <w:t xml:space="preserve"> </w:t>
+            </w:r>
+            <w:r>
+              <w:rPr>
+                <w:rStyle w:val="VerbatimChar"/>
+              </w:rPr>
+              <w:t xml:space="preserve">contract.*</w:t>
+            </w:r>
+            <w:r>
+              <w:t xml:space="preserve">), dazu ein</w:t>
+            </w:r>
+            <w:r>
+              <w:t xml:space="preserve"> </w:t>
+            </w:r>
+            <w:r>
+              <w:rPr>
+                <w:rStyle w:val="VerbatimChar"/>
+              </w:rPr>
+              <w:t xml:space="preserve">&lt;kind&gt;.codex.FAILED</w:t>
+            </w:r>
+            <w:r>
+              <w:t xml:space="preserve">-Marker, falls der Codex-Entwurf fehlschlug.</w:t>
+            </w:r>
+          </w:p>
+        </w:tc>
+        <w:tc>
+          <w:tcPr>
+            <w:gridSpan w:val="1"/>
+            <w:vMerge w:val="continue"/>
+          </w:tcPr>
+          <w:p>
+            <w:pPr/>
+          </w:p>
+        </w:tc>
+      </w:tr>
+      <w:tr>
+        <w:tc>
+          <w:tcPr/>
+          <w:p>
+            <w:pPr>
+              <w:pStyle w:val="Compact"/>
+              <w:jc w:val="left"/>
+            </w:pPr>
+            <w:r>
+              <w:rPr>
+                <w:rStyle w:val="VerbatimChar"/>
+              </w:rPr>
               <w:t xml:space="preserve">.adw/runs/&lt;run_id&gt;/escalation.md</w:t>
             </w:r>
           </w:p>
@@ -5043,6 +5327,78 @@
             </w:pPr>
             <w:r>
               <w:t xml:space="preserve">Ein Workstream (backend/frontend) mit eigenem Git-Worktree, eigenem Branch, eigener Agent-Session und eigenen Ports.</w:t>
+            </w:r>
+          </w:p>
+        </w:tc>
+      </w:tr>
+      <w:tr>
+        <w:tc>
+          <w:tcPr/>
+          <w:p>
+            <w:pPr>
+              <w:pStyle w:val="Compact"/>
+              <w:jc w:val="left"/>
+            </w:pPr>
+            <w:r>
+              <w:rPr>
+                <w:b/>
+                <w:bCs/>
+              </w:rPr>
+              <w:t xml:space="preserve">Draft-Stage</w:t>
+            </w:r>
+          </w:p>
+        </w:tc>
+        <w:tc>
+          <w:tcPr/>
+          <w:p>
+            <w:pPr>
+              <w:pStyle w:val="Compact"/>
+              <w:jc w:val="left"/>
+            </w:pPr>
+            <w:r>
+              <w:t xml:space="preserve">Phase 1–2: Claude-Agent und Codex schreiben parallel je einen eigenen Entwurf des Artefakts nach</w:t>
+            </w:r>
+            <w:r>
+              <w:t xml:space="preserve"> </w:t>
+            </w:r>
+            <w:r>
+              <w:rPr>
+                <w:rStyle w:val="VerbatimChar"/>
+              </w:rPr>
+              <w:t xml:space="preserve">.adw/runs/&lt;run_id&gt;/drafts/</w:t>
+            </w:r>
+            <w:r>
+              <w:t xml:space="preserve">.</w:t>
+            </w:r>
+          </w:p>
+        </w:tc>
+      </w:tr>
+      <w:tr>
+        <w:tc>
+          <w:tcPr/>
+          <w:p>
+            <w:pPr>
+              <w:pStyle w:val="Compact"/>
+              <w:jc w:val="left"/>
+            </w:pPr>
+            <w:r>
+              <w:rPr>
+                <w:b/>
+                <w:bCs/>
+              </w:rPr>
+              <w:t xml:space="preserve">Synthese</w:t>
+            </w:r>
+          </w:p>
+        </w:tc>
+        <w:tc>
+          <w:tcPr/>
+          <w:p>
+            <w:pPr>
+              <w:pStyle w:val="Compact"/>
+              <w:jc w:val="left"/>
+            </w:pPr>
+            <w:r>
+              <w:t xml:space="preserve">Der Agent, der beide Entwürfe zu EINEM Best-of-Artefakt merged und die Zusammenfassung fürs Approval-Gate schreibt.</w:t>
             </w:r>
           </w:p>
         </w:tc>

--- a/docs/handbuch/ADW-USER-HANDBUCH.de.docx
+++ b/docs/handbuch/ADW-USER-HANDBUCH.de.docx
@@ -1371,7 +1371,16 @@
         <w:rPr>
           <w:rStyle w:val="VerbatimChar"/>
         </w:rPr>
-        <w:t xml:space="preserve">      - {name: pytest, cmd: "pytest -x -q",         timeout: 1800}</w:t>
+        <w:t xml:space="preserve">      # tdd: true = mindestens ein markiertes Gate muss rot sein, bevor implementiert wird</w:t>
+      </w:r>
+      <w:r>
+        <w:br/>
+      </w:r>
+      <w:r>
+        <w:rPr>
+          <w:rStyle w:val="VerbatimChar"/>
+        </w:rPr>
+        <w:t xml:space="preserve">      - {name: pytest, cmd: "pytest -x -q",         timeout: 1800, tdd: true}</w:t>
       </w:r>
     </w:p>
     <w:p>
@@ -1571,6 +1580,63 @@
               <w:rPr>
                 <w:rStyle w:val="VerbatimChar"/>
               </w:rPr>
+              <w:t xml:space="preserve">…gates[].tdd</w:t>
+            </w:r>
+          </w:p>
+        </w:tc>
+        <w:tc>
+          <w:tcPr/>
+          <w:p>
+            <w:pPr>
+              <w:pStyle w:val="Compact"/>
+              <w:jc w:val="left"/>
+            </w:pPr>
+            <w:r>
+              <w:t xml:space="preserve">optional (false)</w:t>
+            </w:r>
+          </w:p>
+        </w:tc>
+        <w:tc>
+          <w:tcPr/>
+          <w:p>
+            <w:pPr>
+              <w:pStyle w:val="Compact"/>
+              <w:jc w:val="left"/>
+            </w:pPr>
+            <w:r>
+              <w:t xml:space="preserve">Markiert ein Gate (typisch: das Test-Gate) als RED-Beweis: Im Initial-Build muss mindestens ein markiertes Gate nach dem reinen Test-Lauf rot sein,</w:t>
+            </w:r>
+            <w:r>
+              <w:t xml:space="preserve"> </w:t>
+            </w:r>
+            <w:r>
+              <w:rPr>
+                <w:b/>
+                <w:bCs/>
+              </w:rPr>
+              <w:t xml:space="preserve">vor</w:t>
+            </w:r>
+            <w:r>
+              <w:t xml:space="preserve"> </w:t>
+            </w:r>
+            <w:r>
+              <w:t xml:space="preserve">dem Implementierungs-Lauf (Abschnitt 5, Phase 3).</w:t>
+            </w:r>
+          </w:p>
+        </w:tc>
+      </w:tr>
+      <w:tr>
+        <w:tc>
+          <w:tcPr/>
+          <w:p>
+            <w:pPr>
+              <w:pStyle w:val="Compact"/>
+              <w:jc w:val="left"/>
+            </w:pPr>
+            <w:r>
+              <w:rPr>
+                <w:rStyle w:val="VerbatimChar"/>
+              </w:rPr>
               <w:t xml:space="preserve">lanes.frontend</w:t>
             </w:r>
           </w:p>
@@ -3238,7 +3304,22 @@
         <w:t xml:space="preserve"> </w:t>
       </w:r>
       <w:r>
-        <w:t xml:space="preserve">in die Gates injiziert). Der</w:t>
+        <w:t xml:space="preserve">in die Gates injiziert). Hast du mindestens ein Gate mit</w:t>
+      </w:r>
+      <w:r>
+        <w:t xml:space="preserve"> </w:t>
+      </w:r>
+      <w:r>
+        <w:rPr>
+          <w:rStyle w:val="VerbatimChar"/>
+        </w:rPr>
+        <w:t xml:space="preserve">tdd: true</w:t>
+      </w:r>
+      <w:r>
+        <w:t xml:space="preserve"> </w:t>
+      </w:r>
+      <w:r>
+        <w:t xml:space="preserve">markiert, beginnt der Initial-Build mit der</w:t>
       </w:r>
       <w:r>
         <w:t xml:space="preserve"> </w:t>
@@ -3248,13 +3329,10 @@
           <w:b/>
           <w:bCs/>
         </w:rPr>
-        <w:t xml:space="preserve">Build-Agent (Opus 4.8)</w:t>
-      </w:r>
-      <w:r>
-        <w:t xml:space="preserve"> </w:t>
-      </w:r>
-      <w:r>
-        <w:t xml:space="preserve">implementiert seinen Workstream strikt gegen den Kontrakt, mit TDD. Danach laufen deine</w:t>
+        <w:t xml:space="preserve">RED-Stufe</w:t>
+      </w:r>
+      <w:r>
+        <w:t xml:space="preserve">: Der Build-Agent schreibt zuerst</w:t>
       </w:r>
       <w:r>
         <w:t xml:space="preserve"> </w:t>
@@ -3264,10 +3342,13 @@
           <w:b/>
           <w:bCs/>
         </w:rPr>
-        <w:t xml:space="preserve">Gates</w:t>
-      </w:r>
-      <w:r>
-        <w:t xml:space="preserve">. Rot? Die Fehlerausgabe geht als Folge-Task an dieselbe Session — maximal 10 Iterationen, bei zweimal identischem Fehler bricht der Circuit-Breaker sofort ab. Grün?</w:t>
+        <w:t xml:space="preserve">nur die Tests</w:t>
+      </w:r>
+      <w:r>
+        <w:t xml:space="preserve"> </w:t>
+      </w:r>
+      <w:r>
+        <w:t xml:space="preserve">(keinen Produktivcode), danach führt der Orchestrator selbst genau die markierten Gates aus. Mindestens eines rot = RED bewiesen, und dieselbe Agent-Session macht mit der Implementierung weiter — mit dem (gekürzten) roten Gate-Output als Task. Alle grün heißt: Die Tests decken das geforderte Verhalten nicht ab — das eskaliert, statt auf einem Beweis aufzubauen, den niemand hat. Der</w:t>
       </w:r>
       <w:r>
         <w:t xml:space="preserve"> </w:t>
@@ -3277,13 +3358,42 @@
           <w:b/>
           <w:bCs/>
         </w:rPr>
+        <w:t xml:space="preserve">Build-Agent (Opus 4.8)</w:t>
+      </w:r>
+      <w:r>
+        <w:t xml:space="preserve"> </w:t>
+      </w:r>
+      <w:r>
+        <w:t xml:space="preserve">implementiert seinen Workstream strikt gegen den Kontrakt. Danach laufen deine</w:t>
+      </w:r>
+      <w:r>
+        <w:t xml:space="preserve"> </w:t>
+      </w:r>
+      <w:r>
+        <w:rPr>
+          <w:b/>
+          <w:bCs/>
+        </w:rPr>
+        <w:t xml:space="preserve">Gates</w:t>
+      </w:r>
+      <w:r>
+        <w:t xml:space="preserve">. Rot? Die Fehlerausgabe geht als Folge-Task an dieselbe Session — maximal 10 Iterationen (der RED-Check verbraucht keine davon), bei zweimal identischem Fehler bricht der Circuit-Breaker sofort ab. Grün?</w:t>
+      </w:r>
+      <w:r>
+        <w:t xml:space="preserve"> </w:t>
+      </w:r>
+      <w:r>
+        <w:rPr>
+          <w:b/>
+          <w:bCs/>
+        </w:rPr>
         <w:t xml:space="preserve">Der Orchestrator committet</w:t>
       </w:r>
       <w:r>
         <w:t xml:space="preserve"> </w:t>
       </w:r>
       <w:r>
-        <w:t xml:space="preserve">(nie der Agent).</w:t>
+        <w:t xml:space="preserve">(nie der Agent) — aber nur, solange die Tests, die RED bewiesen haben, noch da sind.</w:t>
       </w:r>
     </w:p>
     <w:p>
@@ -5087,6 +5197,34 @@
         <w:pStyle w:val="BodyText"/>
       </w:pPr>
       <w:r>
+        <w:t xml:space="preserve">Eskalation „Tests nach reinem Test-Lauf grün — RED nicht bestätigt"</w:t>
+      </w:r>
+    </w:p>
+    <w:p>
+      <w:pPr>
+        <w:pStyle w:val="BodyText"/>
+      </w:pPr>
+      <w:r>
+        <w:t xml:space="preserve">Die Lane hat ein</w:t>
+      </w:r>
+      <w:r>
+        <w:t xml:space="preserve"> </w:t>
+      </w:r>
+      <w:r>
+        <w:rPr>
+          <w:rStyle w:val="VerbatimChar"/>
+        </w:rPr>
+        <w:t xml:space="preserve">tdd: true</w:t>
+      </w:r>
+      <w:r>
+        <w:t xml:space="preserve">-Gate, aber die markierten Gates waren direkt nach dem reinen Test-Lauf grün. Dann beweisen die neuen Tests nichts: Entweder decken sie das geforderte Verhalten nicht ab, oder das Verhalten existiert bereits. ADW dreht darauf keine Schleife, sondern übergibt an dich — Plan/Kontrakt schärfen (oder die Anforderung streichen) und einen neuen Run starten. Verwandte Eskalationen aus derselben Stufe: Der Test-Lauf hat den Worktree unverändert gelassen (keine Tests = kein Beweis), er hat Dateien gelöscht (rote Gates durch Löschen sind kein Beweis), oder die Implementierung hat die Tests entfernt, die RED bewiesen haben.</w:t>
+      </w:r>
+    </w:p>
+    <w:p>
+      <w:pPr>
+        <w:pStyle w:val="BodyText"/>
+      </w:pPr>
+      <w:r>
         <w:t xml:space="preserve">Pipeline rot „ohne verwertbare Job-Logs"</w:t>
       </w:r>
     </w:p>
@@ -5429,6 +5567,48 @@
             </w:pPr>
             <w:r>
               <w:t xml:space="preserve">Ein konfiguriertes Prüfkommando (Linter, Tests, …) mit hartem Timeout. Alle Gates grün = Bedingung für jeden Commit.</w:t>
+            </w:r>
+          </w:p>
+        </w:tc>
+      </w:tr>
+      <w:tr>
+        <w:tc>
+          <w:tcPr/>
+          <w:p>
+            <w:pPr>
+              <w:pStyle w:val="Compact"/>
+              <w:jc w:val="left"/>
+            </w:pPr>
+            <w:r>
+              <w:rPr>
+                <w:b/>
+                <w:bCs/>
+              </w:rPr>
+              <w:t xml:space="preserve">RED-Stufe</w:t>
+            </w:r>
+          </w:p>
+        </w:tc>
+        <w:tc>
+          <w:tcPr/>
+          <w:p>
+            <w:pPr>
+              <w:pStyle w:val="Compact"/>
+              <w:jc w:val="left"/>
+            </w:pPr>
+            <w:r>
+              <w:t xml:space="preserve">Initial-Build einer Lane mit</w:t>
+            </w:r>
+            <w:r>
+              <w:t xml:space="preserve"> </w:t>
+            </w:r>
+            <w:r>
+              <w:rPr>
+                <w:rStyle w:val="VerbatimChar"/>
+              </w:rPr>
+              <w:t xml:space="preserve">tdd: true</w:t>
+            </w:r>
+            <w:r>
+              <w:t xml:space="preserve">-Gate: Der Agent bekommt die Anweisung, nur Tests zu schreiben, danach beweist der Orchestrator die markierten Gates rot — vor dem Implementierungs-Lauf.</w:t>
             </w:r>
           </w:p>
         </w:tc>
